--- a/documentos-fonte/PHR_ELIOS3.docx
+++ b/documentos-fonte/PHR_ELIOS3.docx
@@ -1328,7 +1328,6 @@
           </w:tcPr>
           <w:p>
             <w:pPr>
-              <w:ind w:left="71"/>
               <w:rPr>
                 <w:rFonts w:ascii="Arial" w:hAnsi="Arial" w:cs="Arial"/>
               </w:rPr>
@@ -1376,7 +1375,6 @@
           </w:tcPr>
           <w:p>
             <w:pPr>
-              <w:ind w:left="71" w:right="142"/>
               <w:jc w:val="both"/>
               <w:rPr>
                 <w:rFonts w:ascii="Arial" w:hAnsi="Arial" w:cs="Arial"/>
@@ -1411,72 +1409,35 @@
           </w:p>
         </w:tc>
       </w:tr>
+    </w:tbl>
+    <w:tbl>
+      <w:tblPr>
+        <w:tblW w:w="9781" w:type="dxa"/>
+        <w:tblLook w:val="04A0" w:firstRow="1" w:lastRow="0" w:firstColumn="1" w:lastColumn="0" w:noHBand="0" w:noVBand="1"/>
+      </w:tblPr>
+      <w:tblGrid>
+        <w:gridCol w:w="9781"/>
+      </w:tblGrid>
       <w:tr>
-        <w:trPr>
-          <w:trHeight w:val="1694"/>
-        </w:trPr>
-        <w:tc>
-          <w:tcPr>
-            <w:tcW w:w="9646" w:type="dxa"/>
-            <w:gridSpan w:val="2"/>
-            <w:shd w:val="clear" w:color="auto" w:fill="C5D9F0"/>
-            <w:vAlign w:val="center"/>
-          </w:tcPr>
-          <w:p>
-            <w:pPr>
-              <w:spacing w:line="276" w:lineRule="auto"/>
-              <w:ind w:left="149" w:right="142"/>
+        <w:tc>
+          <w:tcPr>
+            <w:tcW w:w="9781" w:type="dxa"/>
+            <w:shd w:val="clear" w:color="auto" w:fill="EEF3F9"/>
+          </w:tcPr>
+          <w:p>
+            <w:pPr>
+              <w:spacing w:line="240" w:lineRule="auto"/>
               <w:jc w:val="both"/>
-              <w:rPr>
-                <w:rFonts w:ascii="Arial" w:hAnsi="Arial" w:cs="Arial"/>
-                <w:color w:val="EE0000"/>
-              </w:rPr>
-            </w:pPr>
-            <w:r>
-              <w:rPr>
-                <w:rFonts w:ascii="Segoe UI Emoji" w:hAnsi="Segoe UI Emoji" w:cs="Segoe UI Emoji"/>
-                <w:color w:val="EE0000"/>
-              </w:rPr>
-              <w:t>⚠️</w:t>
-            </w:r>
-            <w:r>
-              <w:rPr>
-                <w:rFonts w:ascii="Arial" w:hAnsi="Arial" w:cs="Arial"/>
-                <w:color w:val="EE0000"/>
-              </w:rPr>
-              <w:t xml:space="preserve">Observação: </w:t>
-            </w:r>
-          </w:p>
-          <w:p>
-            <w:pPr>
-              <w:spacing w:line="276" w:lineRule="auto"/>
-              <w:ind w:left="149" w:right="142"/>
-              <w:jc w:val="both"/>
-              <w:rPr>
-                <w:rFonts w:ascii="Arial" w:hAnsi="Arial" w:cs="Arial"/>
-              </w:rPr>
-            </w:pPr>
-            <w:r>
-              <w:rPr>
-                <w:rFonts w:ascii="Arial" w:hAnsi="Arial" w:cs="Arial"/>
-              </w:rPr>
-              <w:t>Na ausência do Team Leader, o líder da missão assume a responsabilidade pela operação.</w:t>
-            </w:r>
-          </w:p>
-          <w:p>
-            <w:pPr>
-              <w:spacing w:line="276" w:lineRule="auto"/>
-              <w:ind w:left="149" w:right="142"/>
-              <w:jc w:val="both"/>
-              <w:rPr>
-                <w:rFonts w:ascii="Arial" w:hAnsi="Arial" w:cs="Arial"/>
-              </w:rPr>
-            </w:pPr>
-            <w:r>
-              <w:rPr>
-                <w:rFonts w:ascii="Arial" w:hAnsi="Arial" w:cs="Arial"/>
-              </w:rPr>
-              <w:t>Em operações com único operador, o profissional acumula as funções de pilotagem, autocheck operacional e coordenação da atividade, mantendo a consciência situacional e os padrões de segurança da operação aérea.</w:t>
+            </w:pPr>
+            <w:r>
+              <w:rPr>
+                <w:b/>
+                <w:color w:val="B5820A"/>
+              </w:rPr>
+              <w:t xml:space="preserve">⚠️ Observação: </w:t>
+            </w:r>
+            <w:r>
+              <w:t xml:space="preserve">Na ausência do Team Leader, o líder da missão assume a responsabilidade pela operação. Em operações com único operador, o profissional acumula as funções de pilotagem, autocheck operacional e coordenação da atividade, mantendo a consciência situacional e os padrões de segurança da operação aérea.</w:t>
             </w:r>
           </w:p>
         </w:tc>
@@ -3054,80 +3015,35 @@
           </w:p>
         </w:tc>
       </w:tr>
+    </w:tbl>
+    <w:tbl>
+      <w:tblPr>
+        <w:tblW w:w="9781" w:type="dxa"/>
+        <w:tblLook w:val="04A0" w:firstRow="1" w:lastRow="0" w:firstColumn="1" w:lastColumn="0" w:noHBand="0" w:noVBand="1"/>
+      </w:tblPr>
+      <w:tblGrid>
+        <w:gridCol w:w="9781"/>
+      </w:tblGrid>
       <w:tr>
-        <w:trPr>
-          <w:trHeight w:val="1432"/>
-        </w:trPr>
-        <w:tc>
-          <w:tcPr>
-            <w:tcW w:w="9748" w:type="dxa"/>
-            <w:gridSpan w:val="2"/>
-            <w:shd w:val="clear" w:color="auto" w:fill="C5D9F0"/>
-            <w:vAlign w:val="center"/>
-          </w:tcPr>
-          <w:p>
-            <w:pPr>
-              <w:pStyle w:val="TableParagraph"/>
-              <w:spacing w:before="25" w:line="276" w:lineRule="auto"/>
-              <w:ind w:left="141" w:right="240"/>
+        <w:tc>
+          <w:tcPr>
+            <w:tcW w:w="9781" w:type="dxa"/>
+            <w:shd w:val="clear" w:color="auto" w:fill="EEF3F9"/>
+          </w:tcPr>
+          <w:p>
+            <w:pPr>
+              <w:spacing w:line="240" w:lineRule="auto"/>
               <w:jc w:val="both"/>
-              <w:rPr>
-                <w:rFonts w:ascii="Arial" w:hAnsi="Arial" w:cs="Arial"/>
-              </w:rPr>
-            </w:pPr>
-            <w:r>
-              <w:rPr>
-                <w:rFonts w:ascii="Segoe UI Emoji" w:hAnsi="Segoe UI Emoji" w:cs="Segoe UI Emoji"/>
-                <w:bCs/>
-                <w:color w:val="EE0000"/>
-              </w:rPr>
-              <w:t>⚠️</w:t>
-            </w:r>
-            <w:r>
-              <w:rPr>
-                <w:rFonts w:ascii="Arial" w:hAnsi="Arial" w:cs="Arial"/>
-                <w:bCs/>
-                <w:color w:val="EE0000"/>
-              </w:rPr>
-              <w:t>Observação</w:t>
-            </w:r>
-            <w:r>
-              <w:rPr>
-                <w:rFonts w:ascii="Arial" w:hAnsi="Arial" w:cs="Arial"/>
-              </w:rPr>
-              <w:t xml:space="preserve">: </w:t>
-            </w:r>
-          </w:p>
-          <w:p>
-            <w:pPr>
-              <w:spacing w:line="276" w:lineRule="auto"/>
-              <w:ind w:left="141" w:right="98"/>
-              <w:jc w:val="both"/>
-              <w:rPr>
-                <w:rFonts w:ascii="Arial" w:hAnsi="Arial" w:cs="Arial"/>
-              </w:rPr>
-            </w:pPr>
-            <w:r>
-              <w:rPr>
-                <w:rFonts w:ascii="Arial" w:hAnsi="Arial" w:cs="Arial"/>
-              </w:rPr>
-              <w:t xml:space="preserve">Qualquer irregularidade identificada, deverá ser informada imediatamente e corrigida pelos responsáveis antes de prosseguir com o checklist. </w:t>
-            </w:r>
-          </w:p>
-          <w:p>
-            <w:pPr>
-              <w:spacing w:line="276" w:lineRule="auto"/>
-              <w:ind w:left="141"/>
-              <w:jc w:val="both"/>
-              <w:rPr>
-                <w:rFonts w:ascii="Arial" w:hAnsi="Arial" w:cs="Arial"/>
-              </w:rPr>
-            </w:pPr>
-            <w:r>
-              <w:rPr>
-                <w:rFonts w:ascii="Arial" w:hAnsi="Arial" w:cs="Arial"/>
-              </w:rPr>
-              <w:t xml:space="preserve">Após a correção, o procedimento deverá ser reiniciado.</w:t>
+            </w:pPr>
+            <w:r>
+              <w:rPr>
+                <w:b/>
+                <w:color w:val="B5820A"/>
+              </w:rPr>
+              <w:t xml:space="preserve">⚠️ Observação: </w:t>
+            </w:r>
+            <w:r>
+              <w:t xml:space="preserve">Qualquer irregularidade identificada, deverá ser informada imediatamente e corrigida pelos responsáveis antes de prosseguir com o checklist.  Após a correção, o procedimento deverá ser reiniciado.</w:t>
             </w:r>
           </w:p>
         </w:tc>
@@ -4323,77 +4239,35 @@
           </w:p>
         </w:tc>
       </w:tr>
+    </w:tbl>
+    <w:tbl>
+      <w:tblPr>
+        <w:tblW w:w="9781" w:type="dxa"/>
+        <w:tblLook w:val="04A0" w:firstRow="1" w:lastRow="0" w:firstColumn="1" w:lastColumn="0" w:noHBand="0" w:noVBand="1"/>
+      </w:tblPr>
+      <w:tblGrid>
+        <w:gridCol w:w="9781"/>
+      </w:tblGrid>
       <w:tr>
-        <w:trPr>
-          <w:trHeight w:val="1424"/>
-        </w:trPr>
-        <w:tc>
-          <w:tcPr>
-            <w:tcW w:w="9748" w:type="dxa"/>
-            <w:gridSpan w:val="2"/>
-            <w:shd w:val="clear" w:color="auto" w:fill="C5D9F0"/>
-            <w:vAlign w:val="center"/>
-          </w:tcPr>
-          <w:p>
-            <w:pPr>
-              <w:spacing w:line="276" w:lineRule="auto"/>
-              <w:ind w:left="141" w:right="98"/>
+        <w:tc>
+          <w:tcPr>
+            <w:tcW w:w="9781" w:type="dxa"/>
+            <w:shd w:val="clear" w:color="auto" w:fill="EEF3F9"/>
+          </w:tcPr>
+          <w:p>
+            <w:pPr>
+              <w:spacing w:line="240" w:lineRule="auto"/>
               <w:jc w:val="both"/>
-              <w:rPr>
-                <w:rFonts w:ascii="Arial" w:hAnsi="Arial" w:cs="Arial"/>
-              </w:rPr>
-            </w:pPr>
-            <w:r>
-              <w:rPr>
-                <w:rFonts w:ascii="Segoe UI Emoji" w:hAnsi="Segoe UI Emoji" w:cs="Segoe UI Emoji"/>
-                <w:color w:val="EE0000"/>
-              </w:rPr>
-              <w:t>⚠️</w:t>
-            </w:r>
-            <w:r>
-              <w:rPr>
-                <w:rFonts w:ascii="Arial" w:hAnsi="Arial" w:cs="Arial"/>
-                <w:color w:val="EE0000"/>
-              </w:rPr>
-              <w:t>Observação</w:t>
-            </w:r>
-            <w:r>
-              <w:rPr>
-                <w:rFonts w:ascii="Arial" w:hAnsi="Arial" w:cs="Arial"/>
-              </w:rPr>
-              <w:t xml:space="preserve">: </w:t>
-            </w:r>
-          </w:p>
-          <w:p>
-            <w:pPr>
-              <w:spacing w:line="276" w:lineRule="auto"/>
-              <w:ind w:left="141" w:right="98"/>
-              <w:jc w:val="both"/>
-              <w:rPr>
-                <w:rFonts w:ascii="Arial" w:hAnsi="Arial" w:cs="Arial"/>
-              </w:rPr>
-            </w:pPr>
-            <w:r>
-              <w:rPr>
-                <w:rFonts w:ascii="Arial" w:hAnsi="Arial" w:cs="Arial"/>
-              </w:rPr>
-              <w:t xml:space="preserve">Autochecagem dos componentes obrigatória: verificar integridade da cage, hélices, motores, LIDAR, baterias e antenas. </w:t>
-            </w:r>
-          </w:p>
-          <w:p>
-            <w:pPr>
-              <w:spacing w:line="276" w:lineRule="auto"/>
-              <w:ind w:left="141" w:right="98"/>
-              <w:jc w:val="both"/>
-              <w:rPr>
-                <w:rFonts w:ascii="Arial" w:hAnsi="Arial" w:cs="Arial"/>
-              </w:rPr>
-            </w:pPr>
-            <w:r>
-              <w:rPr>
-                <w:rFonts w:ascii="Arial" w:hAnsi="Arial" w:cs="Arial"/>
-              </w:rPr>
-              <w:t>Em caso de não conformidade, informar imediatamente a equipe de campo.</w:t>
+            </w:pPr>
+            <w:r>
+              <w:rPr>
+                <w:b/>
+                <w:color w:val="B5820A"/>
+              </w:rPr>
+              <w:t xml:space="preserve">⚠️ Observação: </w:t>
+            </w:r>
+            <w:r>
+              <w:t xml:space="preserve">Autochecagem dos componentes obrigatória: verificar integridade da cage, hélices, motores, LIDAR, baterias e antenas.  Em caso de não conformidade, informar imediatamente a equipe de campo.</w:t>
             </w:r>
           </w:p>
         </w:tc>
@@ -6648,86 +6522,35 @@
           </w:p>
         </w:tc>
       </w:tr>
+    </w:tbl>
+    <w:tbl>
+      <w:tblPr>
+        <w:tblW w:w="9781" w:type="dxa"/>
+        <w:tblLook w:val="04A0" w:firstRow="1" w:lastRow="0" w:firstColumn="1" w:lastColumn="0" w:noHBand="0" w:noVBand="1"/>
+      </w:tblPr>
+      <w:tblGrid>
+        <w:gridCol w:w="9781"/>
+      </w:tblGrid>
       <w:tr>
-        <w:trPr>
-          <w:trHeight w:val="1679"/>
-        </w:trPr>
-        <w:tc>
-          <w:tcPr>
-            <w:tcW w:w="9748" w:type="dxa"/>
-            <w:gridSpan w:val="2"/>
-            <w:shd w:val="clear" w:color="auto" w:fill="C5D9F0"/>
-            <w:vAlign w:val="center"/>
-          </w:tcPr>
-          <w:p>
-            <w:pPr>
-              <w:pStyle w:val="TableParagraph"/>
-              <w:tabs>
-                <w:tab w:val="left" w:pos="9498"/>
-              </w:tabs>
-              <w:spacing w:before="55" w:line="276" w:lineRule="auto"/>
-              <w:ind w:left="142" w:right="238"/>
-            </w:pPr>
-            <w:r>
-              <w:rPr>
-                <w:rFonts w:ascii="Segoe UI Emoji" w:hAnsi="Segoe UI Emoji" w:cs="Segoe UI Emoji"/>
-                <w:color w:val="ED0000"/>
-              </w:rPr>
-              <w:t>⚠️</w:t>
-            </w:r>
-            <w:r>
-              <w:rPr>
-                <w:rFonts w:ascii="Arial" w:hAnsi="Arial" w:cs="Arial"/>
-                <w:color w:val="ED0000"/>
-              </w:rPr>
-              <w:t>Observação</w:t>
-            </w:r>
-            <w:r>
-              <w:rPr>
-                <w:rFonts w:ascii="Arial" w:hAnsi="Arial" w:cs="Arial"/>
-              </w:rPr>
-              <w:t xml:space="preserve">: </w:t>
-            </w:r>
-            <w:r>
-              <w:t xml:space="preserve"> </w:t>
-            </w:r>
-          </w:p>
-          <w:p>
-            <w:pPr>
-              <w:tabs>
-                <w:tab w:val="left" w:pos="9498"/>
-              </w:tabs>
-              <w:spacing w:line="276" w:lineRule="auto"/>
-              <w:ind w:left="142" w:right="97"/>
+        <w:tc>
+          <w:tcPr>
+            <w:tcW w:w="9781" w:type="dxa"/>
+            <w:shd w:val="clear" w:color="auto" w:fill="EEF3F9"/>
+          </w:tcPr>
+          <w:p>
+            <w:pPr>
+              <w:spacing w:line="240" w:lineRule="auto"/>
               <w:jc w:val="both"/>
-              <w:rPr>
-                <w:rFonts w:ascii="Arial" w:hAnsi="Arial" w:cs="Arial"/>
-              </w:rPr>
-            </w:pPr>
-            <w:r>
-              <w:rPr>
-                <w:rFonts w:ascii="Arial" w:hAnsi="Arial" w:cs="Arial"/>
-              </w:rPr>
-              <w:t xml:space="preserve">Checklist de telemetria obrigatório: confirmar RC energizado, cockpit ativo, link de rádio estabelecido, telemetria, sensores, LEDs e câmera operacionais. </w:t>
-            </w:r>
-          </w:p>
-          <w:p>
-            <w:pPr>
-              <w:tabs>
-                <w:tab w:val="left" w:pos="9498"/>
-              </w:tabs>
-              <w:spacing w:line="276" w:lineRule="auto"/>
-              <w:ind w:left="142" w:right="97"/>
-              <w:jc w:val="both"/>
-              <w:rPr>
-                <w:rFonts w:ascii="Arial" w:hAnsi="Arial" w:cs="Arial"/>
-              </w:rPr>
-            </w:pPr>
-            <w:r>
-              <w:rPr>
-                <w:rFonts w:ascii="Arial" w:hAnsi="Arial" w:cs="Arial"/>
-              </w:rPr>
-              <w:t>Em caso de anormalidade, interromper a operação e reiniciar o procedimento de energização do sistema.</w:t>
+            </w:pPr>
+            <w:r>
+              <w:rPr>
+                <w:b/>
+                <w:color w:val="B5820A"/>
+              </w:rPr>
+              <w:t xml:space="preserve">⚠️ Observação: </w:t>
+            </w:r>
+            <w:r>
+              <w:t xml:space="preserve">Checklist de telemetria obrigatório: confirmar RC energizado, cockpit ativo, link de rádio estabelecido, telemetria, sensores, LEDs e câmera operacionais.  Em caso de anormalidade, interromper a operação e reiniciar o procedimento de energização do sistema.</w:t>
             </w:r>
           </w:p>
         </w:tc>
@@ -7424,61 +7247,35 @@
           </w:p>
         </w:tc>
       </w:tr>
+    </w:tbl>
+    <w:tbl>
+      <w:tblPr>
+        <w:tblW w:w="9781" w:type="dxa"/>
+        <w:tblLook w:val="04A0" w:firstRow="1" w:lastRow="0" w:firstColumn="1" w:lastColumn="0" w:noHBand="0" w:noVBand="1"/>
+      </w:tblPr>
+      <w:tblGrid>
+        <w:gridCol w:w="9781"/>
+      </w:tblGrid>
       <w:tr>
-        <w:trPr>
-          <w:trHeight w:val="1670"/>
-        </w:trPr>
-        <w:tc>
-          <w:tcPr>
-            <w:tcW w:w="9747" w:type="dxa"/>
-            <w:gridSpan w:val="2"/>
-            <w:shd w:val="clear" w:color="auto" w:fill="C6D9F1" w:themeFill="text2" w:themeFillTint="33"/>
-            <w:vAlign w:val="center"/>
-          </w:tcPr>
-          <w:p>
-            <w:pPr>
-              <w:spacing w:line="276" w:lineRule="auto"/>
-              <w:ind w:right="28"/>
+        <w:tc>
+          <w:tcPr>
+            <w:tcW w:w="9781" w:type="dxa"/>
+            <w:shd w:val="clear" w:color="auto" w:fill="EEF3F9"/>
+          </w:tcPr>
+          <w:p>
+            <w:pPr>
+              <w:spacing w:line="240" w:lineRule="auto"/>
               <w:jc w:val="both"/>
-              <w:rPr>
-                <w:rFonts w:ascii="Arial" w:hAnsi="Arial" w:cs="Arial"/>
-              </w:rPr>
-            </w:pPr>
-            <w:r>
-              <w:rPr>
-                <w:rFonts w:ascii="Segoe UI Emoji" w:hAnsi="Segoe UI Emoji" w:cs="Segoe UI Emoji"/>
-                <w:color w:val="EE0000"/>
-              </w:rPr>
-              <w:t>⚠️</w:t>
-            </w:r>
-            <w:r>
-              <w:rPr>
-                <w:rFonts w:ascii="Arial" w:hAnsi="Arial" w:cs="Arial"/>
-                <w:color w:val="EE0000"/>
-              </w:rPr>
-              <w:t>Observação</w:t>
-            </w:r>
-            <w:r>
-              <w:rPr>
-                <w:rFonts w:ascii="Arial" w:hAnsi="Arial" w:cs="Arial"/>
-              </w:rPr>
-              <w:t xml:space="preserve">: </w:t>
-            </w:r>
-          </w:p>
-          <w:p>
-            <w:pPr>
-              <w:spacing w:line="276" w:lineRule="auto"/>
-              <w:ind w:right="28"/>
-              <w:jc w:val="both"/>
-              <w:rPr>
-                <w:rFonts w:ascii="Arial" w:hAnsi="Arial" w:cs="Arial"/>
-              </w:rPr>
-            </w:pPr>
-            <w:r>
-              <w:rPr>
-                <w:rFonts w:ascii="Arial" w:hAnsi="Arial" w:cs="Arial"/>
-              </w:rPr>
-              <w:t>Monitorar continuamente a estabilidade da aeronave e as condições do ambiente operacional. Em caso de elevada concentração de particulados, presença de objetos suspensos/flutuantes ou qualquer condição que possa comprometer a segurança do voo, informar imediatamente ao piloto.</w:t>
+            </w:pPr>
+            <w:r>
+              <w:rPr>
+                <w:b/>
+                <w:color w:val="B5820A"/>
+              </w:rPr>
+              <w:t xml:space="preserve">⚠️ Observação: </w:t>
+            </w:r>
+            <w:r>
+              <w:t xml:space="preserve">Monitorar continuamente a estabilidade da aeronave e as condições do ambiente operacional. Em caso de elevada concentração de particulados, presença de objetos suspensos/flutuantes ou qualquer condição que possa comprometer a segurança do voo, informar imediatamente ao piloto.</w:t>
             </w:r>
           </w:p>
         </w:tc>
@@ -8335,239 +8132,35 @@
           </w:p>
         </w:tc>
       </w:tr>
+    </w:tbl>
+    <w:tbl>
+      <w:tblPr>
+        <w:tblW w:w="9781" w:type="dxa"/>
+        <w:tblLook w:val="04A0" w:firstRow="1" w:lastRow="0" w:firstColumn="1" w:lastColumn="0" w:noHBand="0" w:noVBand="1"/>
+      </w:tblPr>
+      <w:tblGrid>
+        <w:gridCol w:w="9781"/>
+      </w:tblGrid>
       <w:tr>
-        <w:trPr>
-          <w:trHeight w:val="1167"/>
-        </w:trPr>
-        <w:tc>
-          <w:tcPr>
-            <w:tcW w:w="9748" w:type="dxa"/>
-            <w:gridSpan w:val="2"/>
-            <w:shd w:val="clear" w:color="auto" w:fill="C5D9F0"/>
-          </w:tcPr>
-          <w:p>
-            <w:pPr>
-              <w:pStyle w:val="TableParagraph"/>
-              <w:spacing w:before="57" w:line="276" w:lineRule="auto"/>
-              <w:ind w:left="141" w:right="153"/>
+        <w:tc>
+          <w:tcPr>
+            <w:tcW w:w="9781" w:type="dxa"/>
+            <w:shd w:val="clear" w:color="auto" w:fill="EEF3F9"/>
+          </w:tcPr>
+          <w:p>
+            <w:pPr>
+              <w:spacing w:line="240" w:lineRule="auto"/>
               <w:jc w:val="both"/>
-              <w:rPr>
-                <w:rFonts w:ascii="Arial" w:hAnsi="Arial" w:cs="Arial"/>
-                <w:spacing w:val="-3"/>
-              </w:rPr>
-            </w:pPr>
-            <w:r>
-              <w:rPr>
-                <w:rFonts w:ascii="Segoe UI Emoji" w:hAnsi="Segoe UI Emoji" w:cs="Segoe UI Emoji"/>
-                <w:color w:val="ED0000"/>
-              </w:rPr>
-              <w:t>⚠️</w:t>
-            </w:r>
-            <w:r>
-              <w:rPr>
-                <w:rFonts w:ascii="Arial" w:hAnsi="Arial" w:cs="Arial"/>
-                <w:color w:val="ED0000"/>
-              </w:rPr>
-              <w:t>Observação</w:t>
-            </w:r>
-            <w:r>
-              <w:rPr>
-                <w:rFonts w:ascii="Arial" w:hAnsi="Arial" w:cs="Arial"/>
-              </w:rPr>
-              <w:t>:</w:t>
-            </w:r>
-            <w:r>
-              <w:rPr>
-                <w:rFonts w:ascii="Arial" w:hAnsi="Arial" w:cs="Arial"/>
-                <w:spacing w:val="-3"/>
-              </w:rPr>
-              <w:t xml:space="preserve"> </w:t>
-            </w:r>
-          </w:p>
-          <w:p>
-            <w:pPr>
-              <w:pStyle w:val="TableParagraph"/>
-              <w:spacing w:before="57" w:line="276" w:lineRule="auto"/>
-              <w:ind w:left="141" w:right="153"/>
-              <w:jc w:val="both"/>
-              <w:rPr>
-                <w:rFonts w:ascii="Arial" w:hAnsi="Arial" w:cs="Arial"/>
-              </w:rPr>
-            </w:pPr>
-            <w:r>
-              <w:rPr>
-                <w:rFonts w:ascii="Arial" w:hAnsi="Arial" w:cs="Arial"/>
-              </w:rPr>
-              <w:t>É</w:t>
-            </w:r>
-            <w:r>
-              <w:rPr>
-                <w:rFonts w:ascii="Arial" w:hAnsi="Arial" w:cs="Arial"/>
-                <w:spacing w:val="-2"/>
-              </w:rPr>
-              <w:t xml:space="preserve"> </w:t>
-            </w:r>
-            <w:r>
-              <w:rPr>
-                <w:rFonts w:ascii="Arial" w:hAnsi="Arial" w:cs="Arial"/>
-              </w:rPr>
-              <w:t>obrigatório</w:t>
-            </w:r>
-            <w:r>
-              <w:rPr>
-                <w:rFonts w:ascii="Arial" w:hAnsi="Arial" w:cs="Arial"/>
-                <w:spacing w:val="-2"/>
-              </w:rPr>
-              <w:t xml:space="preserve"> </w:t>
-            </w:r>
-            <w:r>
-              <w:rPr>
-                <w:rFonts w:ascii="Arial" w:hAnsi="Arial" w:cs="Arial"/>
-              </w:rPr>
-              <w:t>que</w:t>
-            </w:r>
-            <w:r>
-              <w:rPr>
-                <w:rFonts w:ascii="Arial" w:hAnsi="Arial" w:cs="Arial"/>
-                <w:spacing w:val="-2"/>
-              </w:rPr>
-              <w:t xml:space="preserve"> </w:t>
-            </w:r>
-            <w:r>
-              <w:rPr>
-                <w:rFonts w:ascii="Arial" w:hAnsi="Arial" w:cs="Arial"/>
-              </w:rPr>
-              <w:t>o</w:t>
-            </w:r>
-            <w:r>
-              <w:rPr>
-                <w:rFonts w:ascii="Arial" w:hAnsi="Arial" w:cs="Arial"/>
-                <w:spacing w:val="-4"/>
-              </w:rPr>
-              <w:t xml:space="preserve"> </w:t>
-            </w:r>
-            <w:r>
-              <w:rPr>
-                <w:rFonts w:ascii="Arial" w:hAnsi="Arial" w:cs="Arial"/>
-              </w:rPr>
-              <w:t>operador</w:t>
-            </w:r>
-            <w:r>
-              <w:rPr>
-                <w:rFonts w:ascii="Arial" w:hAnsi="Arial" w:cs="Arial"/>
-                <w:spacing w:val="-1"/>
-              </w:rPr>
-              <w:t xml:space="preserve"> </w:t>
-            </w:r>
-            <w:r>
-              <w:rPr>
-                <w:rFonts w:ascii="Arial" w:hAnsi="Arial" w:cs="Arial"/>
-              </w:rPr>
-              <w:t>2</w:t>
-            </w:r>
-            <w:r>
-              <w:rPr>
-                <w:rFonts w:ascii="Arial" w:hAnsi="Arial" w:cs="Arial"/>
-                <w:spacing w:val="-4"/>
-              </w:rPr>
-              <w:t xml:space="preserve"> </w:t>
-            </w:r>
-            <w:r>
-              <w:rPr>
-                <w:rFonts w:ascii="Arial" w:hAnsi="Arial" w:cs="Arial"/>
-              </w:rPr>
-              <w:t>acompanhe</w:t>
-            </w:r>
-            <w:r>
-              <w:rPr>
-                <w:rFonts w:ascii="Arial" w:hAnsi="Arial" w:cs="Arial"/>
-                <w:spacing w:val="-4"/>
-              </w:rPr>
-              <w:t xml:space="preserve"> </w:t>
-            </w:r>
-            <w:r>
-              <w:rPr>
-                <w:rFonts w:ascii="Arial" w:hAnsi="Arial" w:cs="Arial"/>
-              </w:rPr>
-              <w:t>tudo</w:t>
-            </w:r>
-            <w:r>
-              <w:rPr>
-                <w:rFonts w:ascii="Arial" w:hAnsi="Arial" w:cs="Arial"/>
-                <w:spacing w:val="-2"/>
-              </w:rPr>
-              <w:t xml:space="preserve"> </w:t>
-            </w:r>
-            <w:r>
-              <w:rPr>
-                <w:rFonts w:ascii="Arial" w:hAnsi="Arial" w:cs="Arial"/>
-              </w:rPr>
-              <w:t>que</w:t>
-            </w:r>
-            <w:r>
-              <w:rPr>
-                <w:rFonts w:ascii="Arial" w:hAnsi="Arial" w:cs="Arial"/>
-                <w:spacing w:val="-4"/>
-              </w:rPr>
-              <w:t xml:space="preserve"> </w:t>
-            </w:r>
-            <w:r>
-              <w:rPr>
-                <w:rFonts w:ascii="Arial" w:hAnsi="Arial" w:cs="Arial"/>
-              </w:rPr>
-              <w:t>acontece</w:t>
-            </w:r>
-            <w:r>
-              <w:rPr>
-                <w:rFonts w:ascii="Arial" w:hAnsi="Arial" w:cs="Arial"/>
-                <w:spacing w:val="-2"/>
-              </w:rPr>
-              <w:t xml:space="preserve"> </w:t>
-            </w:r>
-            <w:r>
-              <w:rPr>
-                <w:rFonts w:ascii="Arial" w:hAnsi="Arial" w:cs="Arial"/>
-              </w:rPr>
-              <w:t>na</w:t>
-            </w:r>
-            <w:r>
-              <w:rPr>
-                <w:rFonts w:ascii="Arial" w:hAnsi="Arial" w:cs="Arial"/>
-                <w:spacing w:val="-4"/>
-              </w:rPr>
-              <w:t xml:space="preserve"> </w:t>
-            </w:r>
-            <w:r>
-              <w:rPr>
-                <w:rFonts w:ascii="Arial" w:hAnsi="Arial" w:cs="Arial"/>
-              </w:rPr>
-              <w:t>tela</w:t>
-            </w:r>
-            <w:r>
-              <w:rPr>
-                <w:rFonts w:ascii="Arial" w:hAnsi="Arial" w:cs="Arial"/>
-                <w:spacing w:val="-2"/>
-              </w:rPr>
-              <w:t xml:space="preserve"> </w:t>
-            </w:r>
-            <w:r>
-              <w:rPr>
-                <w:rFonts w:ascii="Arial" w:hAnsi="Arial" w:cs="Arial"/>
-              </w:rPr>
-              <w:t>do</w:t>
-            </w:r>
-            <w:r>
-              <w:rPr>
-                <w:rFonts w:ascii="Arial" w:hAnsi="Arial" w:cs="Arial"/>
-                <w:spacing w:val="-4"/>
-              </w:rPr>
-              <w:t xml:space="preserve"> </w:t>
-            </w:r>
-            <w:r>
-              <w:rPr>
-                <w:rFonts w:ascii="Arial" w:hAnsi="Arial" w:cs="Arial"/>
-              </w:rPr>
-              <w:t xml:space="preserve">cockpit e informe qualquer índice fora dos padrões operacionais, aborte o voo em casos de emergências.</w:t>
+            </w:pPr>
+            <w:r>
+              <w:rPr>
+                <w:b/>
+                <w:color w:val="B5820A"/>
+              </w:rPr>
+              <w:t xml:space="preserve">⚠️ Observação: </w:t>
+            </w:r>
+            <w:r>
+              <w:t xml:space="preserve">É obrigatório que o operador 2 acompanhe tudo que acontece na tela do cockpit e informe qualquer índice fora dos padrões operacionais, aborte o voo em casos de emergências.</w:t>
             </w:r>
           </w:p>
         </w:tc>
@@ -9424,7 +9017,6 @@
           <w:p>
             <w:pPr>
               <w:spacing w:line="276" w:lineRule="auto"/>
-              <w:ind w:left="75" w:right="98"/>
               <w:rPr>
                 <w:rFonts w:ascii="Arial" w:hAnsi="Arial" w:cs="Arial"/>
               </w:rPr>
@@ -9495,7 +9087,6 @@
           <w:p>
             <w:pPr>
               <w:spacing w:line="276" w:lineRule="auto"/>
-              <w:ind w:left="75" w:right="98"/>
               <w:jc w:val="both"/>
               <w:rPr>
                 <w:rFonts w:ascii="Arial" w:hAnsi="Arial" w:cs="Arial"/>
@@ -10092,62 +9683,35 @@
           </w:p>
         </w:tc>
       </w:tr>
+    </w:tbl>
+    <w:tbl>
+      <w:tblPr>
+        <w:tblW w:w="9781" w:type="dxa"/>
+        <w:tblLook w:val="04A0" w:firstRow="1" w:lastRow="0" w:firstColumn="1" w:lastColumn="0" w:noHBand="0" w:noVBand="1"/>
+      </w:tblPr>
+      <w:tblGrid>
+        <w:gridCol w:w="9781"/>
+      </w:tblGrid>
       <w:tr>
-        <w:trPr>
-          <w:trHeight w:val="1732"/>
-        </w:trPr>
-        <w:tc>
-          <w:tcPr>
-            <w:tcW w:w="9748" w:type="dxa"/>
-            <w:gridSpan w:val="2"/>
-            <w:shd w:val="clear" w:color="auto" w:fill="C5D9F0"/>
-            <w:vAlign w:val="center"/>
-          </w:tcPr>
-          <w:p>
-            <w:pPr>
-              <w:spacing w:line="276" w:lineRule="auto"/>
-              <w:ind w:left="141" w:right="98"/>
-              <w:rPr>
-                <w:rFonts w:ascii="Arial" w:hAnsi="Arial" w:cs="Arial"/>
-              </w:rPr>
-            </w:pPr>
-            <w:r>
-              <w:rPr>
-                <w:rFonts w:ascii="Segoe UI Emoji" w:hAnsi="Segoe UI Emoji" w:cs="Segoe UI Emoji"/>
-                <w:color w:val="EE0000"/>
-              </w:rPr>
-              <w:t>⚠️</w:t>
-            </w:r>
-            <w:r>
-              <w:rPr>
-                <w:rFonts w:ascii="Arial" w:hAnsi="Arial" w:cs="Arial"/>
-                <w:color w:val="EE0000"/>
-              </w:rPr>
-              <w:t>Observação</w:t>
-            </w:r>
-            <w:r>
-              <w:rPr>
-                <w:rFonts w:ascii="Arial" w:hAnsi="Arial" w:cs="Arial"/>
-              </w:rPr>
-              <w:t xml:space="preserve">: </w:t>
-              <w:br/>
-              <w:t xml:space="preserve">Mantenha sempre a comunicação com o time em campo para definição das próximas etapas das atividades. </w:t>
-            </w:r>
-          </w:p>
-          <w:p>
-            <w:pPr>
-              <w:spacing w:line="276" w:lineRule="auto"/>
-              <w:ind w:left="141" w:right="98"/>
+        <w:tc>
+          <w:tcPr>
+            <w:tcW w:w="9781" w:type="dxa"/>
+            <w:shd w:val="clear" w:color="auto" w:fill="EEF3F9"/>
+          </w:tcPr>
+          <w:p>
+            <w:pPr>
+              <w:spacing w:line="240" w:lineRule="auto"/>
               <w:jc w:val="both"/>
-              <w:rPr>
-                <w:rFonts w:ascii="Arial" w:hAnsi="Arial" w:cs="Arial"/>
-              </w:rPr>
-            </w:pPr>
-            <w:r>
-              <w:rPr>
-                <w:rFonts w:ascii="Arial" w:hAnsi="Arial" w:cs="Arial"/>
-              </w:rPr>
-              <w:t xml:space="preserve">Caso a missão tenha sido concluída, informe a equipe para iniciar a organização do material de imediato, sempre confirmando o recebimento da informação.</w:t>
+            </w:pPr>
+            <w:r>
+              <w:rPr>
+                <w:b/>
+                <w:color w:val="B5820A"/>
+              </w:rPr>
+              <w:t xml:space="preserve">⚠️ Observação: </w:t>
+            </w:r>
+            <w:r>
+              <w:t xml:space="preserve">Mantenha sempre a comunicação com o time em campo para definição das próximas etapas das atividades. Caso a missão tenha sido concluída, informe a equipe para iniciar a organização do material de imediato, sempre confirmando o recebimento da informação.</w:t>
             </w:r>
           </w:p>
         </w:tc>
@@ -10844,62 +10408,35 @@
           </w:p>
         </w:tc>
       </w:tr>
+    </w:tbl>
+    <w:tbl>
+      <w:tblPr>
+        <w:tblW w:w="9781" w:type="dxa"/>
+        <w:tblLook w:val="04A0" w:firstRow="1" w:lastRow="0" w:firstColumn="1" w:lastColumn="0" w:noHBand="0" w:noVBand="1"/>
+      </w:tblPr>
+      <w:tblGrid>
+        <w:gridCol w:w="9781"/>
+      </w:tblGrid>
       <w:tr>
-        <w:trPr>
-          <w:trHeight w:val="1169"/>
-        </w:trPr>
         <w:tc>
           <w:tcPr>
             <w:tcW w:w="9781" w:type="dxa"/>
-            <w:gridSpan w:val="2"/>
-            <w:shd w:val="clear" w:color="auto" w:fill="C6D9F1" w:themeFill="text2" w:themeFillTint="33"/>
-            <w:vAlign w:val="center"/>
-          </w:tcPr>
-          <w:p>
-            <w:pPr>
-              <w:spacing w:line="276" w:lineRule="auto"/>
-              <w:ind w:right="98"/>
+            <w:shd w:val="clear" w:color="auto" w:fill="EEF3F9"/>
+          </w:tcPr>
+          <w:p>
+            <w:pPr>
+              <w:spacing w:line="240" w:lineRule="auto"/>
               <w:jc w:val="both"/>
-              <w:rPr>
-                <w:rFonts w:ascii="Arial" w:hAnsi="Arial" w:cs="Arial"/>
-              </w:rPr>
-            </w:pPr>
-            <w:r>
-              <w:rPr>
-                <w:rFonts w:ascii="Segoe UI Emoji" w:hAnsi="Segoe UI Emoji" w:cs="Segoe UI Emoji"/>
-                <w:color w:val="EE0000"/>
-              </w:rPr>
-              <w:t>⚠️</w:t>
-            </w:r>
-            <w:r>
-              <w:rPr>
-                <w:rFonts w:ascii="Arial" w:hAnsi="Arial" w:cs="Arial"/>
-                <w:color w:val="EE0000"/>
-              </w:rPr>
-              <w:t>Observação</w:t>
-            </w:r>
-            <w:r>
-              <w:rPr>
-                <w:rFonts w:ascii="Arial" w:hAnsi="Arial" w:cs="Arial"/>
-              </w:rPr>
-              <w:t xml:space="preserve">: </w:t>
-            </w:r>
-          </w:p>
-          <w:p>
-            <w:pPr>
-              <w:pStyle w:val="Corpodetexto"/>
-              <w:spacing w:line="276" w:lineRule="auto"/>
-              <w:jc w:val="both"/>
+            </w:pPr>
+            <w:r>
               <w:rPr>
                 <w:b/>
-                <w:sz w:val="24"/>
-              </w:rPr>
-            </w:pPr>
-            <w:r>
-              <w:rPr>
-                <w:rFonts w:ascii="Arial" w:hAnsi="Arial" w:cs="Arial"/>
-              </w:rPr>
-              <w:t>É de extrema necessidade monitorar qualquer mensagem que aparecer na tela no Cockpit, pois as notificações podem conter informações de alta relevância para a segurança do voo.</w:t>
+                <w:color w:val="B5820A"/>
+              </w:rPr>
+              <w:t xml:space="preserve">⚠️ Observação: </w:t>
+            </w:r>
+            <w:r>
+              <w:t xml:space="preserve">É de extrema necessidade monitorar qualquer mensagem que aparecer na tela no Cockpit, pois as notificações podem conter informações de alta relevância para a segurança do voo.</w:t>
             </w:r>
           </w:p>
         </w:tc>
@@ -16482,8 +16019,8 @@
     <w:tmpl w:val="D7C2DBF6"/>
     <w:lvl w:ilvl="0" w:tplc="13A60D28">
       <w:start w:val="1"/>
-      <w:numFmt w:val="lowerLetter"/>
-      <w:lvlText w:val="%1."/>
+      <w:numFmt w:val="bullet"/>
+      <w:lvlText w:val=""/>
       <w:lvlJc w:val="left"/>
       <w:pPr>
         <w:ind w:left="861" w:hanging="293"/>
@@ -16604,8 +16141,8 @@
     <w:tmpl w:val="9238FAF8"/>
     <w:lvl w:ilvl="0" w:tplc="A58C5B18">
       <w:start w:val="1"/>
-      <w:numFmt w:val="lowerLetter"/>
-      <w:lvlText w:val="%1."/>
+      <w:numFmt w:val="bullet"/>
+      <w:lvlText w:val=""/>
       <w:lvlJc w:val="left"/>
       <w:pPr>
         <w:ind w:left="283" w:hanging="579"/>
@@ -16619,8 +16156,8 @@
     </w:lvl>
     <w:lvl w:ilvl="1" w:tplc="3E409F48">
       <w:start w:val="1"/>
-      <w:numFmt w:val="lowerLetter"/>
-      <w:lvlText w:val="%2."/>
+      <w:numFmt w:val="bullet"/>
+      <w:lvlText w:val=""/>
       <w:lvlJc w:val="left"/>
       <w:pPr>
         <w:ind w:left="861" w:hanging="293"/>
